--- a/doc/詩/唐朝/劉禹錫/劉禹錫-酬樂天揚州初逢席上見贈.docx
+++ b/doc/詩/唐朝/劉禹錫/劉禹錫-酬樂天揚州初逢席上見贈.docx
@@ -1,6 +1,6 @@
 
 <file path=word/document.xml><?xml version="1.0" encoding="utf-8"?>
-<w:document xmlns:wpc="http://schemas.microsoft.com/office/word/2010/wordprocessingCanvas" xmlns:cx="http://schemas.microsoft.com/office/drawing/2014/chartex" xmlns:cx1="http://schemas.microsoft.com/office/drawing/2015/9/8/chartex" xmlns:cx2="http://schemas.microsoft.com/office/drawing/2015/10/21/chartex" xmlns:cx3="http://schemas.microsoft.com/office/drawing/2016/5/9/chartex" xmlns:cx4="http://schemas.microsoft.com/office/drawing/2016/5/10/chartex" xmlns:cx5="http://schemas.microsoft.com/office/drawing/2016/5/11/chartex" xmlns:cx6="http://schemas.microsoft.com/office/drawing/2016/5/12/chartex" xmlns:cx7="http://schemas.microsoft.com/office/drawing/2016/5/13/chartex" xmlns:cx8="http://schemas.microsoft.com/office/drawing/2016/5/14/chartex" xmlns:mc="http://schemas.openxmlformats.org/markup-compatibility/2006" xmlns:aink="http://schemas.microsoft.com/office/drawing/2016/ink" xmlns:am3d="http://schemas.microsoft.com/office/drawing/2017/model3d" xmlns:o="urn:schemas-microsoft-com:office:office" xmlns:oel="http://schemas.microsoft.com/office/2019/extlst" xmlns:r="http://schemas.openxmlformats.org/officeDocument/2006/relationships" xmlns:m="http://schemas.openxmlformats.org/officeDocument/2006/math" xmlns:v="urn:schemas-microsoft-com:vml" xmlns:wp14="http://schemas.microsoft.com/office/word/2010/wordprocessingDrawing" xmlns:wp="http://schemas.openxmlformats.org/drawingml/2006/wordprocessingDrawing" xmlns:w10="urn:schemas-microsoft-com:office:word" xmlns:w="http://schemas.openxmlformats.org/wordprocessingml/2006/main" xmlns:w14="http://schemas.microsoft.com/office/word/2010/wordml" xmlns:w15="http://schemas.microsoft.com/office/word/2012/wordml" xmlns:w16cex="http://schemas.microsoft.com/office/word/2018/wordml/cex" xmlns:w16cid="http://schemas.microsoft.com/office/word/2016/wordml/cid" xmlns:w16="http://schemas.microsoft.com/office/word/2018/wordml" xmlns:w16du="http://schemas.microsoft.com/office/word/2023/wordml/word16du" xmlns:w16sdtdh="http://schemas.microsoft.com/office/word/2020/wordml/sdtdatahash" xmlns:w16se="http://schemas.microsoft.com/office/word/2015/wordml/symex" xmlns:wpg="http://schemas.microsoft.com/office/word/2010/wordprocessingGroup" xmlns:wpi="http://schemas.microsoft.com/office/word/2010/wordprocessingInk" xmlns:wne="http://schemas.microsoft.com/office/word/2006/wordml" xmlns:wps="http://schemas.microsoft.com/office/word/2010/wordprocessingShape" mc:Ignorable="w14 w15 w16se w16cid w16 w16cex w16sdtdh w16du wp14">
+<w:document xmlns:wpc="http://schemas.microsoft.com/office/word/2010/wordprocessingCanvas" xmlns:cx="http://schemas.microsoft.com/office/drawing/2014/chartex" xmlns:cx1="http://schemas.microsoft.com/office/drawing/2015/9/8/chartex" xmlns:cx2="http://schemas.microsoft.com/office/drawing/2015/10/21/chartex" xmlns:cx3="http://schemas.microsoft.com/office/drawing/2016/5/9/chartex" xmlns:cx4="http://schemas.microsoft.com/office/drawing/2016/5/10/chartex" xmlns:cx5="http://schemas.microsoft.com/office/drawing/2016/5/11/chartex" xmlns:cx6="http://schemas.microsoft.com/office/drawing/2016/5/12/chartex" xmlns:cx7="http://schemas.microsoft.com/office/drawing/2016/5/13/chartex" xmlns:cx8="http://schemas.microsoft.com/office/drawing/2016/5/14/chartex" xmlns:mc="http://schemas.openxmlformats.org/markup-compatibility/2006" xmlns:aink="http://schemas.microsoft.com/office/drawing/2016/ink" xmlns:am3d="http://schemas.microsoft.com/office/drawing/2017/model3d" xmlns:o="urn:schemas-microsoft-com:office:office" xmlns:r="http://schemas.openxmlformats.org/officeDocument/2006/relationships" xmlns:m="http://schemas.openxmlformats.org/officeDocument/2006/math" xmlns:v="urn:schemas-microsoft-com:vml" xmlns:wp14="http://schemas.microsoft.com/office/word/2010/wordprocessingDrawing" xmlns:wp="http://schemas.openxmlformats.org/drawingml/2006/wordprocessingDrawing" xmlns:w10="urn:schemas-microsoft-com:office:word" xmlns:w="http://schemas.openxmlformats.org/wordprocessingml/2006/main" xmlns:w14="http://schemas.microsoft.com/office/word/2010/wordml" xmlns:w15="http://schemas.microsoft.com/office/word/2012/wordml" xmlns:w16cex="http://schemas.microsoft.com/office/word/2018/wordml/cex" xmlns:w16cid="http://schemas.microsoft.com/office/word/2016/wordml/cid" xmlns:w16="http://schemas.microsoft.com/office/word/2018/wordml" xmlns:w16sdtdh="http://schemas.microsoft.com/office/word/2020/wordml/sdtdatahash" xmlns:w16se="http://schemas.microsoft.com/office/word/2015/wordml/symex" xmlns:wpg="http://schemas.microsoft.com/office/word/2010/wordprocessingGroup" xmlns:wpi="http://schemas.microsoft.com/office/word/2010/wordprocessingInk" xmlns:wne="http://schemas.microsoft.com/office/word/2006/wordml" xmlns:wps="http://schemas.microsoft.com/office/word/2010/wordprocessingShape" mc:Ignorable="w14 w15 w16se w16cid w16 w16cex w16sdtdh wp14">
   <w:body>
     <w:p>
       <w:pPr>
@@ -22,8 +22,8 @@
         <w:rPr>
           <w:rFonts w:hint="eastAsia"/>
           <w:kern w:val="0"/>
-          <w:sz w:val="44"/>
-          <w:szCs w:val="44"/>
+          <w:sz w:val="40"/>
+          <w:szCs w:val="40"/>
         </w:rPr>
         <w:t>《</w:t>
       </w:r>
@@ -32,8 +32,8 @@
           <w:b/>
           <w:bCs/>
           <w:kern w:val="0"/>
-          <w:sz w:val="44"/>
-          <w:szCs w:val="44"/>
+          <w:sz w:val="40"/>
+          <w:szCs w:val="40"/>
         </w:rPr>
         <w:t>酬樂天揚州初逢席上見贈</w:t>
       </w:r>
@@ -41,8 +41,8 @@
         <w:rPr>
           <w:rFonts w:hint="eastAsia"/>
           <w:kern w:val="0"/>
-          <w:sz w:val="44"/>
-          <w:szCs w:val="44"/>
+          <w:sz w:val="40"/>
+          <w:szCs w:val="40"/>
         </w:rPr>
         <w:t>》</w:t>
       </w:r>
@@ -380,7 +380,8 @@
           <w:numId w:val="18"/>
         </w:numPr>
         <w:spacing w:after="0" w:line="400" w:lineRule="exact"/>
-        <w:ind w:leftChars="0" w:right="0"/>
+        <w:ind w:leftChars="0" w:left="284" w:right="0" w:hanging="284"/>
+        <w:jc w:val="both"/>
         <w:rPr>
           <w:color w:val="0F0F0F"/>
           <w:szCs w:val="28"/>
@@ -421,7 +422,8 @@
           <w:numId w:val="18"/>
         </w:numPr>
         <w:spacing w:after="0" w:line="400" w:lineRule="exact"/>
-        <w:ind w:leftChars="0" w:right="0"/>
+        <w:ind w:leftChars="0" w:left="284" w:right="0" w:hanging="284"/>
+        <w:jc w:val="both"/>
         <w:rPr>
           <w:color w:val="0F0F0F"/>
           <w:szCs w:val="28"/>
@@ -478,7 +480,8 @@
           <w:numId w:val="18"/>
         </w:numPr>
         <w:spacing w:after="0" w:line="400" w:lineRule="exact"/>
-        <w:ind w:leftChars="0" w:right="0"/>
+        <w:ind w:leftChars="0" w:left="284" w:right="0" w:hanging="284"/>
+        <w:jc w:val="both"/>
         <w:rPr>
           <w:color w:val="0F0F0F"/>
           <w:szCs w:val="28"/>
@@ -511,7 +514,8 @@
           <w:numId w:val="18"/>
         </w:numPr>
         <w:spacing w:after="0" w:line="400" w:lineRule="exact"/>
-        <w:ind w:leftChars="0" w:right="0"/>
+        <w:ind w:leftChars="0" w:left="284" w:right="0" w:hanging="284"/>
+        <w:jc w:val="both"/>
         <w:rPr>
           <w:color w:val="0F0F0F"/>
           <w:szCs w:val="28"/>
@@ -839,7 +843,8 @@
           <w:numId w:val="18"/>
         </w:numPr>
         <w:spacing w:after="0" w:line="400" w:lineRule="exact"/>
-        <w:ind w:leftChars="0" w:right="0"/>
+        <w:ind w:leftChars="0" w:left="284" w:right="0" w:hanging="284"/>
+        <w:jc w:val="both"/>
         <w:rPr>
           <w:color w:val="0F0F0F"/>
           <w:szCs w:val="28"/>
@@ -991,42 +996,119 @@
           <w:numId w:val="18"/>
         </w:numPr>
         <w:spacing w:after="0" w:line="400" w:lineRule="exact"/>
-        <w:ind w:leftChars="0" w:right="0"/>
-        <w:rPr>
-          <w:color w:val="0F0F0F"/>
-          <w:szCs w:val="28"/>
-        </w:rPr>
-      </w:pPr>
-      <w:r>
-        <w:rPr>
-          <w:rFonts w:hint="eastAsia"/>
-          <w:color w:val="0F0F0F"/>
-          <w:szCs w:val="28"/>
-        </w:rPr>
-        <w:t>棄置身：指遭受貶謫的詩人自</w:t>
-      </w:r>
-      <w:r>
-        <w:rPr>
-          <w:rFonts w:hint="eastAsia"/>
-          <w:color w:val="0F0F0F"/>
-          <w:szCs w:val="28"/>
-        </w:rPr>
-        <w:t>己</w:t>
-      </w:r>
-      <w:r>
-        <w:rPr>
-          <w:rFonts w:hint="eastAsia"/>
-          <w:color w:val="0F0F0F"/>
-          <w:szCs w:val="28"/>
-        </w:rPr>
-        <w:t>。棄置：貶謫</w:t>
-      </w:r>
-      <w:r>
-        <w:rPr>
-          <w:color w:val="0F0F0F"/>
-          <w:szCs w:val="28"/>
-        </w:rPr>
-        <w:t>。</w:t>
+        <w:ind w:leftChars="0" w:left="284" w:right="0" w:hanging="284"/>
+        <w:jc w:val="both"/>
+        <w:rPr>
+          <w:color w:val="0F0F0F"/>
+          <w:szCs w:val="28"/>
+        </w:rPr>
+      </w:pPr>
+      <w:r>
+        <w:rPr>
+          <w:rFonts w:hint="eastAsia"/>
+          <w:color w:val="0F0F0F"/>
+          <w:szCs w:val="28"/>
+        </w:rPr>
+        <w:t>棄置身：指遭受貶謫的詩人自己。</w:t>
+      </w:r>
+    </w:p>
+    <w:p>
+      <w:pPr>
+        <w:pStyle w:val="a9"/>
+        <w:spacing w:after="0" w:line="400" w:lineRule="exact"/>
+        <w:ind w:leftChars="0" w:left="284" w:right="0" w:firstLine="0"/>
+        <w:jc w:val="both"/>
+        <w:rPr>
+          <w:color w:val="0F0F0F"/>
+          <w:szCs w:val="28"/>
+        </w:rPr>
+      </w:pPr>
+      <w:r>
+        <w:rPr>
+          <w:rFonts w:hint="eastAsia"/>
+          <w:color w:val="0F0F0F"/>
+          <w:szCs w:val="28"/>
+        </w:rPr>
+        <w:t>貶謫</w:t>
+      </w:r>
+      <w:r>
+        <w:rPr>
+          <w:rFonts w:hint="eastAsia"/>
+          <w:szCs w:val="28"/>
+        </w:rPr>
+        <w:t>（</w:t>
+      </w:r>
+      <w:proofErr w:type="gramStart"/>
+      <w:r>
+        <w:rPr>
+          <w:color w:val="FF0000"/>
+          <w:sz w:val="16"/>
+          <w:szCs w:val="16"/>
+        </w:rPr>
+        <w:t>ㄅㄧㄢ</w:t>
+      </w:r>
+      <w:r>
+        <w:rPr>
+          <w:rFonts w:hint="eastAsia"/>
+          <w:color w:val="FF0000"/>
+          <w:sz w:val="16"/>
+          <w:szCs w:val="16"/>
+        </w:rPr>
+        <w:t>ˇ</w:t>
+      </w:r>
+      <w:proofErr w:type="gramEnd"/>
+      <w:r>
+        <w:rPr>
+          <w:rFonts w:hint="eastAsia"/>
+          <w:color w:val="FF0000"/>
+          <w:sz w:val="16"/>
+          <w:szCs w:val="16"/>
+        </w:rPr>
+        <w:t xml:space="preserve">　</w:t>
+      </w:r>
+      <w:proofErr w:type="gramStart"/>
+      <w:r>
+        <w:rPr>
+          <w:color w:val="FF0000"/>
+          <w:sz w:val="16"/>
+          <w:szCs w:val="16"/>
+        </w:rPr>
+        <w:t>ㄓㄜ</w:t>
+      </w:r>
+      <w:r>
+        <w:rPr>
+          <w:rFonts w:hint="eastAsia"/>
+          <w:color w:val="FF0000"/>
+          <w:sz w:val="16"/>
+          <w:szCs w:val="16"/>
+        </w:rPr>
+        <w:t>ˊ</w:t>
+      </w:r>
+      <w:proofErr w:type="gramEnd"/>
+      <w:r>
+        <w:rPr>
+          <w:rFonts w:hint="eastAsia"/>
+          <w:b/>
+          <w:bCs/>
+          <w:szCs w:val="28"/>
+        </w:rPr>
+        <w:t>）</w:t>
+      </w:r>
+      <w:r>
+        <w:rPr>
+          <w:rFonts w:hint="eastAsia"/>
+          <w:color w:val="0F0F0F"/>
+          <w:szCs w:val="28"/>
+        </w:rPr>
+        <w:t>：</w:t>
+      </w:r>
+      <w:r>
+        <w:rPr>
+          <w:rFonts w:hint="eastAsia"/>
+          <w:color w:val="0F0F0F"/>
+          <w:szCs w:val="28"/>
+        </w:rPr>
+        <w:t>古代降低官等職位，並調派到遠離京城的地方就任。</w:t>
       </w:r>
     </w:p>
     <w:p>
@@ -1037,7 +1119,8 @@
           <w:numId w:val="18"/>
         </w:numPr>
         <w:spacing w:after="0" w:line="400" w:lineRule="exact"/>
-        <w:ind w:leftChars="0" w:right="0"/>
+        <w:ind w:leftChars="0" w:left="284" w:right="0" w:hanging="284"/>
+        <w:jc w:val="both"/>
         <w:rPr>
           <w:color w:val="0F0F0F"/>
           <w:szCs w:val="28"/>
@@ -1060,7 +1143,8 @@
           <w:numId w:val="18"/>
         </w:numPr>
         <w:spacing w:after="0" w:line="400" w:lineRule="exact"/>
-        <w:ind w:leftChars="0" w:right="0"/>
+        <w:ind w:leftChars="0" w:left="284" w:right="0" w:hanging="284"/>
+        <w:jc w:val="both"/>
         <w:rPr>
           <w:color w:val="0F0F0F"/>
           <w:szCs w:val="28"/>
@@ -1297,7 +1381,7 @@
           <w:color w:val="0F0F0F"/>
           <w:szCs w:val="28"/>
         </w:rPr>
-        <w:t>的舊居，聽到鄰人吹笛，不禁悲從中來，於是作《思舊賦》。 序文中說：自己經過</w:t>
+        <w:t>的舊居，聽到鄰人吹笛，不禁悲從中來，於是作《思舊賦》。序文中說：自己經過</w:t>
       </w:r>
       <w:proofErr w:type="gramStart"/>
       <w:r>
@@ -1394,7 +1478,8 @@
           <w:numId w:val="18"/>
         </w:numPr>
         <w:spacing w:after="0" w:line="400" w:lineRule="exact"/>
-        <w:ind w:leftChars="0" w:right="0"/>
+        <w:ind w:leftChars="0" w:left="284" w:right="0" w:hanging="284"/>
+        <w:jc w:val="both"/>
         <w:rPr>
           <w:color w:val="0F0F0F"/>
           <w:szCs w:val="28"/>
@@ -1435,7 +1520,8 @@
           <w:numId w:val="18"/>
         </w:numPr>
         <w:spacing w:after="0" w:line="400" w:lineRule="exact"/>
-        <w:ind w:leftChars="0" w:right="0"/>
+        <w:ind w:leftChars="0" w:left="284" w:right="0" w:hanging="426"/>
+        <w:jc w:val="both"/>
         <w:rPr>
           <w:color w:val="0F0F0F"/>
           <w:szCs w:val="28"/>
@@ -1501,7 +1587,22 @@
           <w:color w:val="0F0F0F"/>
           <w:szCs w:val="28"/>
         </w:rPr>
-        <w:t>）已經朽爛。回到村里，才知道已過了一百年。同代人都已經亡故。作者以此典故表達</w:t>
+        <w:t>）已經朽爛。回到村里，才知道已過了一百年。同代人都已經亡故</w:t>
+      </w:r>
+      <w:r>
+        <w:rPr>
+          <w:color w:val="0F0F0F"/>
+          <w:szCs w:val="28"/>
+        </w:rPr>
+        <w:br/>
+      </w:r>
+      <w:r>
+        <w:rPr>
+          <w:rFonts w:hint="eastAsia"/>
+          <w:color w:val="0F0F0F"/>
+          <w:szCs w:val="28"/>
+        </w:rPr>
+        <w:t>。作者以此典故表達</w:t>
       </w:r>
       <w:proofErr w:type="gramStart"/>
       <w:r>
@@ -1551,7 +1652,8 @@
           <w:numId w:val="18"/>
         </w:numPr>
         <w:spacing w:after="0" w:line="400" w:lineRule="exact"/>
-        <w:ind w:leftChars="0" w:right="0"/>
+        <w:ind w:leftChars="0" w:left="284" w:right="0" w:hanging="426"/>
+        <w:jc w:val="both"/>
         <w:rPr>
           <w:color w:val="0F0F0F"/>
           <w:szCs w:val="28"/>
@@ -1620,7 +1722,8 @@
           <w:numId w:val="18"/>
         </w:numPr>
         <w:spacing w:after="0" w:line="400" w:lineRule="exact"/>
-        <w:ind w:leftChars="0" w:right="0"/>
+        <w:ind w:leftChars="0" w:left="284" w:right="0" w:hanging="426"/>
+        <w:jc w:val="both"/>
         <w:rPr>
           <w:color w:val="0F0F0F"/>
           <w:szCs w:val="28"/>
@@ -1653,7 +1756,8 @@
           <w:numId w:val="18"/>
         </w:numPr>
         <w:spacing w:after="0" w:line="400" w:lineRule="exact"/>
-        <w:ind w:leftChars="0" w:right="0"/>
+        <w:ind w:leftChars="0" w:left="284" w:right="0" w:hanging="426"/>
+        <w:jc w:val="both"/>
         <w:rPr>
           <w:color w:val="0F0F0F"/>
           <w:szCs w:val="28"/>
@@ -1691,7 +1795,23 @@
             <w:rFonts w:hint="eastAsia"/>
             <w:szCs w:val="28"/>
           </w:rPr>
-          <w:t>醉贈劉二十八使君</w:t>
+          <w:t>醉贈劉二十八</w:t>
+        </w:r>
+        <w:r>
+          <w:rPr>
+            <w:rStyle w:val="a7"/>
+            <w:rFonts w:hint="eastAsia"/>
+            <w:szCs w:val="28"/>
+          </w:rPr>
+          <w:t>使</w:t>
+        </w:r>
+        <w:r>
+          <w:rPr>
+            <w:rStyle w:val="a7"/>
+            <w:rFonts w:hint="eastAsia"/>
+            <w:szCs w:val="28"/>
+          </w:rPr>
+          <w:t>君</w:t>
         </w:r>
       </w:hyperlink>
       <w:r>
@@ -1711,7 +1831,8 @@
           <w:numId w:val="18"/>
         </w:numPr>
         <w:spacing w:after="0" w:line="400" w:lineRule="exact"/>
-        <w:ind w:leftChars="0" w:right="0"/>
+        <w:ind w:leftChars="0" w:left="284" w:right="0" w:hanging="426"/>
+        <w:jc w:val="both"/>
         <w:rPr>
           <w:color w:val="0F0F0F"/>
           <w:szCs w:val="28"/>
@@ -1802,7 +1923,7 @@
           <w:color w:val="0F0F0F"/>
           <w:szCs w:val="28"/>
         </w:rPr>
-        <w:t>與</w:t>
+        <w:t>和</w:t>
       </w:r>
       <w:r>
         <w:rPr>
@@ -1819,7 +1940,7 @@
           <w:color w:val="0F0F0F"/>
           <w:szCs w:val="28"/>
         </w:rPr>
-        <w:t>是好友，兩人曾同仕於朝廷。</w:t>
+        <w:t>是關係很好的朋友，兩人曾經一起在朝廷做官。後來因為政治上的原因，</w:t>
       </w:r>
       <w:r>
         <w:rPr>
@@ -1828,6 +1949,136 @@
           <w:szCs w:val="28"/>
           <w:u w:val="single"/>
         </w:rPr>
+        <w:t>劉禹</w:t>
+      </w:r>
+      <w:proofErr w:type="gramStart"/>
+      <w:r>
+        <w:rPr>
+          <w:rFonts w:hint="eastAsia"/>
+          <w:color w:val="0F0F0F"/>
+          <w:szCs w:val="28"/>
+          <w:u w:val="single"/>
+        </w:rPr>
+        <w:t>錫</w:t>
+      </w:r>
+      <w:r>
+        <w:rPr>
+          <w:rFonts w:hint="eastAsia"/>
+          <w:color w:val="0F0F0F"/>
+          <w:szCs w:val="28"/>
+        </w:rPr>
+        <w:t>被貶到</w:t>
+      </w:r>
+      <w:r>
+        <w:rPr>
+          <w:rFonts w:hint="eastAsia"/>
+          <w:color w:val="0F0F0F"/>
+          <w:szCs w:val="28"/>
+          <w:u w:val="single"/>
+        </w:rPr>
+        <w:t>朗州</w:t>
+      </w:r>
+      <w:proofErr w:type="gramEnd"/>
+      <w:r>
+        <w:rPr>
+          <w:rFonts w:hint="eastAsia"/>
+          <w:color w:val="0F0F0F"/>
+          <w:szCs w:val="28"/>
+        </w:rPr>
+        <w:t>（現在的</w:t>
+      </w:r>
+      <w:r>
+        <w:rPr>
+          <w:rFonts w:hint="eastAsia"/>
+          <w:color w:val="0F0F0F"/>
+          <w:szCs w:val="28"/>
+          <w:u w:val="single"/>
+        </w:rPr>
+        <w:t>湖南</w:t>
+      </w:r>
+      <w:r>
+        <w:rPr>
+          <w:rFonts w:hint="eastAsia"/>
+          <w:color w:val="0F0F0F"/>
+          <w:szCs w:val="28"/>
+        </w:rPr>
+        <w:t xml:space="preserve"> </w:t>
+      </w:r>
+      <w:r>
+        <w:rPr>
+          <w:rFonts w:hint="eastAsia"/>
+          <w:color w:val="0F0F0F"/>
+          <w:szCs w:val="28"/>
+          <w:u w:val="single"/>
+        </w:rPr>
+        <w:t>常德</w:t>
+      </w:r>
+      <w:r>
+        <w:rPr>
+          <w:rFonts w:hint="eastAsia"/>
+          <w:color w:val="0F0F0F"/>
+          <w:szCs w:val="28"/>
+        </w:rPr>
+        <w:t>），之後又被調到</w:t>
+      </w:r>
+      <w:r>
+        <w:rPr>
+          <w:rFonts w:hint="eastAsia"/>
+          <w:color w:val="0F0F0F"/>
+          <w:szCs w:val="28"/>
+          <w:u w:val="single"/>
+        </w:rPr>
+        <w:t>揚州</w:t>
+      </w:r>
+      <w:r>
+        <w:rPr>
+          <w:rFonts w:hint="eastAsia"/>
+          <w:color w:val="0F0F0F"/>
+          <w:szCs w:val="28"/>
+        </w:rPr>
+        <w:t>任職。當他剛到</w:t>
+      </w:r>
+      <w:r>
+        <w:rPr>
+          <w:rFonts w:hint="eastAsia"/>
+          <w:color w:val="0F0F0F"/>
+          <w:szCs w:val="28"/>
+          <w:u w:val="single"/>
+        </w:rPr>
+        <w:t>揚州</w:t>
+      </w:r>
+      <w:r>
+        <w:rPr>
+          <w:rFonts w:hint="eastAsia"/>
+          <w:color w:val="0F0F0F"/>
+          <w:szCs w:val="28"/>
+        </w:rPr>
+        <w:t>時，</w:t>
+      </w:r>
+      <w:r>
+        <w:rPr>
+          <w:rFonts w:hint="eastAsia"/>
+          <w:color w:val="0F0F0F"/>
+          <w:szCs w:val="28"/>
+          <w:u w:val="single"/>
+        </w:rPr>
+        <w:t>白居易</w:t>
+      </w:r>
+      <w:r>
+        <w:rPr>
+          <w:rFonts w:hint="eastAsia"/>
+          <w:color w:val="0F0F0F"/>
+          <w:szCs w:val="28"/>
+        </w:rPr>
+        <w:t>在宴席上寫了一首《醉贈劉二十八使君》送給他。</w:t>
+      </w:r>
+      <w:r>
+        <w:rPr>
+          <w:rFonts w:hint="eastAsia"/>
+          <w:color w:val="0F0F0F"/>
+          <w:szCs w:val="28"/>
+          <w:u w:val="single"/>
+        </w:rPr>
         <w:t>劉</w:t>
       </w:r>
       <w:proofErr w:type="gramStart"/>
@@ -1846,7 +2097,7 @@
           <w:color w:val="0F0F0F"/>
           <w:szCs w:val="28"/>
         </w:rPr>
-        <w:t>因政治</w:t>
+        <w:t>讀到</w:t>
       </w:r>
       <w:proofErr w:type="gramEnd"/>
       <w:r>
@@ -1855,221 +2106,7 @@
           <w:color w:val="0F0F0F"/>
           <w:szCs w:val="28"/>
         </w:rPr>
-        <w:t>原因被貶</w:t>
-      </w:r>
-      <w:proofErr w:type="gramStart"/>
-      <w:r>
-        <w:rPr>
-          <w:rFonts w:hint="eastAsia"/>
-          <w:color w:val="0F0F0F"/>
-          <w:szCs w:val="28"/>
-        </w:rPr>
-        <w:t>至</w:t>
-      </w:r>
-      <w:r>
-        <w:rPr>
-          <w:rFonts w:hint="eastAsia"/>
-          <w:color w:val="0F0F0F"/>
-          <w:szCs w:val="28"/>
-          <w:u w:val="single"/>
-        </w:rPr>
-        <w:t>朗州</w:t>
-      </w:r>
-      <w:proofErr w:type="gramEnd"/>
-      <w:r>
-        <w:rPr>
-          <w:rFonts w:hint="eastAsia"/>
-          <w:color w:val="0F0F0F"/>
-          <w:szCs w:val="28"/>
-        </w:rPr>
-        <w:t>（今</w:t>
-      </w:r>
-      <w:r>
-        <w:rPr>
-          <w:rFonts w:hint="eastAsia"/>
-          <w:color w:val="0F0F0F"/>
-          <w:szCs w:val="28"/>
-          <w:u w:val="single"/>
-        </w:rPr>
-        <w:t>湖南</w:t>
-      </w:r>
-      <w:r>
-        <w:rPr>
-          <w:rFonts w:hint="eastAsia"/>
-          <w:color w:val="0F0F0F"/>
-          <w:szCs w:val="28"/>
-        </w:rPr>
-        <w:t xml:space="preserve"> </w:t>
-      </w:r>
-      <w:r>
-        <w:rPr>
-          <w:rFonts w:hint="eastAsia"/>
-          <w:color w:val="0F0F0F"/>
-          <w:szCs w:val="28"/>
-          <w:u w:val="single"/>
-        </w:rPr>
-        <w:t>常德</w:t>
-      </w:r>
-      <w:r>
-        <w:rPr>
-          <w:rFonts w:hint="eastAsia"/>
-          <w:color w:val="0F0F0F"/>
-          <w:szCs w:val="28"/>
-        </w:rPr>
-        <w:t>），後來又被調到</w:t>
-      </w:r>
-      <w:r>
-        <w:rPr>
-          <w:rFonts w:hint="eastAsia"/>
-          <w:color w:val="0F0F0F"/>
-          <w:szCs w:val="28"/>
-          <w:u w:val="single"/>
-        </w:rPr>
-        <w:t>揚州</w:t>
-      </w:r>
-      <w:r>
-        <w:rPr>
-          <w:rFonts w:hint="eastAsia"/>
-          <w:color w:val="0F0F0F"/>
-          <w:szCs w:val="28"/>
-        </w:rPr>
-        <w:t>。詩作</w:t>
-      </w:r>
-      <w:proofErr w:type="gramStart"/>
-      <w:r>
-        <w:rPr>
-          <w:rFonts w:hint="eastAsia"/>
-          <w:color w:val="0F0F0F"/>
-          <w:szCs w:val="28"/>
-        </w:rPr>
-        <w:t>於</w:t>
-      </w:r>
-      <w:r>
-        <w:rPr>
-          <w:rFonts w:hint="eastAsia"/>
-          <w:color w:val="0F0F0F"/>
-          <w:szCs w:val="28"/>
-          <w:u w:val="single"/>
-        </w:rPr>
-        <w:t>劉禹錫</w:t>
-      </w:r>
-      <w:r>
-        <w:rPr>
-          <w:rFonts w:hint="eastAsia"/>
-          <w:color w:val="0F0F0F"/>
-          <w:szCs w:val="28"/>
-        </w:rPr>
-        <w:t>剛</w:t>
-      </w:r>
-      <w:proofErr w:type="gramEnd"/>
-      <w:r>
-        <w:rPr>
-          <w:rFonts w:hint="eastAsia"/>
-          <w:color w:val="0F0F0F"/>
-          <w:szCs w:val="28"/>
-        </w:rPr>
-        <w:t>到</w:t>
-      </w:r>
-      <w:r>
-        <w:rPr>
-          <w:rFonts w:hint="eastAsia"/>
-          <w:color w:val="0F0F0F"/>
-          <w:szCs w:val="28"/>
-          <w:u w:val="single"/>
-        </w:rPr>
-        <w:t>揚州</w:t>
-      </w:r>
-      <w:r>
-        <w:rPr>
-          <w:rFonts w:hint="eastAsia"/>
-          <w:color w:val="0F0F0F"/>
-          <w:szCs w:val="28"/>
-        </w:rPr>
-        <w:t>時，</w:t>
-      </w:r>
-      <w:r>
-        <w:rPr>
-          <w:rFonts w:hint="eastAsia"/>
-          <w:color w:val="0F0F0F"/>
-          <w:szCs w:val="28"/>
-          <w:u w:val="single"/>
-        </w:rPr>
-        <w:t>白居易</w:t>
-      </w:r>
-      <w:r>
-        <w:rPr>
-          <w:rFonts w:hint="eastAsia"/>
-          <w:color w:val="0F0F0F"/>
-          <w:szCs w:val="28"/>
-        </w:rPr>
-        <w:t>在</w:t>
-      </w:r>
-      <w:proofErr w:type="gramStart"/>
-      <w:r>
-        <w:rPr>
-          <w:rFonts w:hint="eastAsia"/>
-          <w:color w:val="0F0F0F"/>
-          <w:szCs w:val="28"/>
-        </w:rPr>
-        <w:t>席間送他</w:t>
-      </w:r>
-      <w:proofErr w:type="gramEnd"/>
-      <w:r>
-        <w:rPr>
-          <w:color w:val="0F0F0F"/>
-          <w:szCs w:val="28"/>
-        </w:rPr>
-        <w:t>《</w:t>
-      </w:r>
-      <w:hyperlink r:id="rId10" w:history="1">
-        <w:r>
-          <w:rPr>
-            <w:rStyle w:val="a7"/>
-            <w:szCs w:val="28"/>
-          </w:rPr>
-          <w:t>醉贈劉二十八使君</w:t>
-        </w:r>
-      </w:hyperlink>
-      <w:r>
-        <w:rPr>
-          <w:color w:val="0F0F0F"/>
-          <w:szCs w:val="28"/>
-        </w:rPr>
-        <w:t>》</w:t>
-      </w:r>
-      <w:r>
-        <w:rPr>
-          <w:rFonts w:hint="eastAsia"/>
-          <w:color w:val="0F0F0F"/>
-          <w:szCs w:val="28"/>
-        </w:rPr>
-        <w:t>這首詩</w:t>
-      </w:r>
-      <w:r>
-        <w:rPr>
-          <w:rFonts w:hint="eastAsia"/>
-          <w:color w:val="0F0F0F"/>
-          <w:szCs w:val="28"/>
-        </w:rPr>
-        <w:t>，劉禹錫隨即作</w:t>
-      </w:r>
-      <w:proofErr w:type="gramStart"/>
-      <w:r>
-        <w:rPr>
-          <w:rFonts w:hint="eastAsia"/>
-          <w:color w:val="0F0F0F"/>
-          <w:szCs w:val="28"/>
-        </w:rPr>
-        <w:t>此詩以回應</w:t>
-      </w:r>
-      <w:proofErr w:type="gramEnd"/>
-      <w:r>
-        <w:rPr>
-          <w:rFonts w:hint="eastAsia"/>
-          <w:color w:val="0F0F0F"/>
-          <w:szCs w:val="28"/>
-        </w:rPr>
-        <w:t>。</w:t>
+        <w:t>後，便立即寫下這首詩作為回應。</w:t>
       </w:r>
     </w:p>
     <w:p>
@@ -2095,7 +2132,7 @@
           <w:color w:val="0F0F0F"/>
           <w:szCs w:val="28"/>
         </w:rPr>
-        <w:t>這首詩表達了</w:t>
+        <w:t>這首詩不僅表達了</w:t>
       </w:r>
       <w:r>
         <w:rPr>
@@ -2112,7 +2149,25 @@
           <w:color w:val="0F0F0F"/>
           <w:szCs w:val="28"/>
         </w:rPr>
-        <w:t>對朋友深厚的友情，以及對人生起伏的豁達態度。詩中的「</w:t>
+        <w:t>對朋友深厚真誠的情誼，也展現出他面對人生起伏與困境時所保持的開朗與</w:t>
+      </w:r>
+      <w:r>
+        <w:rPr>
+          <w:rFonts w:hint="eastAsia"/>
+          <w:b/>
+          <w:bCs/>
+          <w:color w:val="0F0F0F"/>
+          <w:szCs w:val="28"/>
+        </w:rPr>
+        <w:t>豁達</w:t>
+      </w:r>
+      <w:r>
+        <w:rPr>
+          <w:rFonts w:hint="eastAsia"/>
+          <w:color w:val="0F0F0F"/>
+          <w:szCs w:val="28"/>
+        </w:rPr>
+        <w:t>心境。其中「</w:t>
       </w:r>
       <w:proofErr w:type="gramStart"/>
       <w:r>
@@ -2130,7 +2185,25 @@
           <w:color w:val="0F0F0F"/>
           <w:szCs w:val="28"/>
         </w:rPr>
-        <w:t>前頭萬木春」成為千古名句，寓意即使身處逆境，也對未來充滿希望。</w:t>
+        <w:t>前頭萬木春」更成為流傳千古的名句，意思是說，即使像沉沒的船</w:t>
+      </w:r>
+      <w:proofErr w:type="gramStart"/>
+      <w:r>
+        <w:rPr>
+          <w:rFonts w:hint="eastAsia"/>
+          <w:color w:val="0F0F0F"/>
+          <w:szCs w:val="28"/>
+        </w:rPr>
+        <w:t>或枯病</w:t>
+      </w:r>
+      <w:proofErr w:type="gramEnd"/>
+      <w:r>
+        <w:rPr>
+          <w:rFonts w:hint="eastAsia"/>
+          <w:color w:val="0F0F0F"/>
+          <w:szCs w:val="28"/>
+        </w:rPr>
+        <w:t>的樹一樣處在困境之中，周圍仍然有無數新的事物不斷出現，象徵希望與新生。因此這句話常用來比喻人在逆境時，也要保持信心，相信未來仍然充滿機會與希望。</w:t>
       </w:r>
     </w:p>
     <w:p>
@@ -2155,6 +2228,7 @@
       <w:pPr>
         <w:spacing w:after="0" w:line="440" w:lineRule="exact"/>
         <w:ind w:left="-6" w:right="0" w:hanging="11"/>
+        <w:jc w:val="both"/>
         <w:rPr>
           <w:bCs/>
           <w:szCs w:val="28"/>
@@ -2208,6 +2282,7 @@
       <w:pPr>
         <w:spacing w:after="0" w:line="440" w:lineRule="exact"/>
         <w:ind w:left="-6" w:right="0" w:hanging="11"/>
+        <w:jc w:val="both"/>
         <w:rPr>
           <w:bCs/>
           <w:szCs w:val="28"/>
@@ -2304,7 +2379,7 @@
       <w:r>
         <w:rPr>
           <w:rFonts w:hint="eastAsia"/>
-          <w:b/>
+          <w:bCs/>
           <w:szCs w:val="28"/>
         </w:rPr>
         <w:t>貶謫</w:t>
@@ -2338,6 +2413,7 @@
       <w:pPr>
         <w:spacing w:after="0" w:line="440" w:lineRule="exact"/>
         <w:ind w:left="-6" w:right="0" w:hanging="11"/>
+        <w:jc w:val="both"/>
         <w:rPr>
           <w:bCs/>
           <w:szCs w:val="28"/>
@@ -2393,86 +2469,14 @@
           <w:bCs/>
           <w:szCs w:val="28"/>
         </w:rPr>
-        <w:t>柯人」，詩人表達了對過往的懷念。他引用《聞笛賦》這一古典文學作品來寄託自己的情感，並且自喻為「爛柯人」，暗示自己回鄉後的陌生感和時間的流逝。這裡的「爛柯人」典故出自《</w:t>
-      </w:r>
-      <w:hyperlink r:id="rId11" w:history="1">
-        <w:r>
-          <w:rPr>
-            <w:rStyle w:val="a7"/>
-            <w:rFonts w:hint="eastAsia"/>
-            <w:bCs/>
-            <w:szCs w:val="28"/>
-          </w:rPr>
-          <w:t>述異記</w:t>
-        </w:r>
-      </w:hyperlink>
-      <w:r>
-        <w:rPr>
-          <w:rFonts w:hint="eastAsia"/>
-          <w:bCs/>
-          <w:szCs w:val="28"/>
-        </w:rPr>
-        <w:t>》，講述一位樵夫在山中遇到仙人下棋，等棋局結束時，世間已過百年，樵夫的</w:t>
-      </w:r>
-      <w:proofErr w:type="gramStart"/>
-      <w:r>
-        <w:rPr>
-          <w:rFonts w:hint="eastAsia"/>
-          <w:bCs/>
-          <w:szCs w:val="28"/>
-        </w:rPr>
-        <w:t>斧柄也已爛</w:t>
-      </w:r>
-      <w:proofErr w:type="gramEnd"/>
-      <w:r>
-        <w:rPr>
-          <w:rFonts w:hint="eastAsia"/>
-          <w:bCs/>
-          <w:szCs w:val="28"/>
-        </w:rPr>
-        <w:t>掉。</w:t>
-      </w:r>
-      <w:r>
-        <w:rPr>
-          <w:rFonts w:hint="eastAsia"/>
-          <w:bCs/>
-          <w:szCs w:val="28"/>
-          <w:u w:val="single"/>
-        </w:rPr>
-        <w:t>劉</w:t>
-      </w:r>
-      <w:proofErr w:type="gramStart"/>
-      <w:r>
-        <w:rPr>
-          <w:rFonts w:hint="eastAsia"/>
-          <w:bCs/>
-          <w:szCs w:val="28"/>
-          <w:u w:val="single"/>
-        </w:rPr>
-        <w:t>禹錫</w:t>
-      </w:r>
-      <w:r>
-        <w:rPr>
-          <w:rFonts w:hint="eastAsia"/>
-          <w:bCs/>
-          <w:szCs w:val="28"/>
-        </w:rPr>
-        <w:t>借此</w:t>
-      </w:r>
-      <w:proofErr w:type="gramEnd"/>
-      <w:r>
-        <w:rPr>
-          <w:rFonts w:hint="eastAsia"/>
-          <w:bCs/>
-          <w:szCs w:val="28"/>
-        </w:rPr>
-        <w:t>典故抒發了對時間流逝和世事變遷的感慨。</w:t>
+        <w:t>柯人」，詩人表達了對過往的懷念。他引用《聞笛賦》這一古典文學作品來寄託自己的情感，並且自喻為「爛柯人」，暗示自己回鄉後的陌生感和時間的流逝。</w:t>
       </w:r>
     </w:p>
     <w:p>
       <w:pPr>
         <w:spacing w:after="0" w:line="440" w:lineRule="exact"/>
         <w:ind w:left="-6" w:right="0" w:hanging="11"/>
+        <w:jc w:val="both"/>
         <w:rPr>
           <w:bCs/>
           <w:szCs w:val="28"/>
@@ -2546,7 +2550,22 @@
           <w:bCs/>
           <w:szCs w:val="28"/>
         </w:rPr>
-        <w:t>寓意人生的挫折和失敗只是暫時的，未來依然充滿希望與生機。即便是一艘沉沒的船，也會有</w:t>
+        <w:t>寓意人生的挫折和失敗只是暫時的，未來依然充滿希望與生機</w:t>
+      </w:r>
+      <w:r>
+        <w:rPr>
+          <w:bCs/>
+          <w:szCs w:val="28"/>
+        </w:rPr>
+        <w:br/>
+      </w:r>
+      <w:r>
+        <w:rPr>
+          <w:rFonts w:hint="eastAsia"/>
+          <w:bCs/>
+          <w:szCs w:val="28"/>
+        </w:rPr>
+        <w:t>。即便是一艘沉沒的船，也會有</w:t>
       </w:r>
       <w:proofErr w:type="gramStart"/>
       <w:r>
@@ -2606,7 +2625,7 @@
       <w:r>
         <w:rPr>
           <w:rFonts w:hint="eastAsia"/>
-          <w:b/>
+          <w:bCs/>
           <w:szCs w:val="28"/>
         </w:rPr>
         <w:t>豁達</w:t>
@@ -2641,6 +2660,7 @@
       <w:pPr>
         <w:spacing w:after="0" w:line="440" w:lineRule="exact"/>
         <w:ind w:left="-6" w:right="0" w:hanging="11"/>
+        <w:jc w:val="both"/>
         <w:rPr>
           <w:bCs/>
           <w:szCs w:val="28"/>
@@ -2756,6 +2776,7 @@
       <w:pPr>
         <w:spacing w:after="0" w:line="440" w:lineRule="exact"/>
         <w:ind w:left="-6" w:right="0" w:hanging="11"/>
+        <w:jc w:val="both"/>
         <w:rPr>
           <w:bCs/>
           <w:szCs w:val="28"/>
@@ -2869,7 +2890,7 @@
           <w:rFonts w:hint="eastAsia"/>
           <w:szCs w:val="28"/>
         </w:rPr>
-        <w:t>貶謫</w:t>
+        <w:t>豁</w:t>
       </w:r>
       <w:r>
         <w:rPr>
@@ -2881,82 +2902,57 @@
       <w:proofErr w:type="gramStart"/>
       <w:r>
         <w:rPr>
-          <w:b/>
-          <w:bCs/>
+          <w:rFonts w:hint="eastAsia"/>
           <w:color w:val="FF0000"/>
           <w:sz w:val="16"/>
           <w:szCs w:val="16"/>
         </w:rPr>
-        <w:t>ㄅㄧㄢ</w:t>
-      </w:r>
-      <w:r>
-        <w:rPr>
-          <w:rFonts w:hint="eastAsia"/>
-          <w:b/>
-          <w:bCs/>
-          <w:color w:val="FF0000"/>
-          <w:sz w:val="16"/>
-          <w:szCs w:val="16"/>
-        </w:rPr>
-        <w:t>ˇ</w:t>
+        <w:t>ㄏㄨㄛˋ</w:t>
       </w:r>
       <w:proofErr w:type="gramEnd"/>
       <w:r>
         <w:rPr>
           <w:rFonts w:hint="eastAsia"/>
-          <w:b/>
-          <w:bCs/>
-          <w:color w:val="FF0000"/>
-          <w:sz w:val="16"/>
-          <w:szCs w:val="16"/>
-        </w:rPr>
-        <w:t xml:space="preserve">　</w:t>
+          <w:szCs w:val="28"/>
+        </w:rPr>
+        <w:t>）</w:t>
+      </w:r>
+      <w:r>
+        <w:rPr>
+          <w:rFonts w:hint="eastAsia"/>
+          <w:szCs w:val="28"/>
+        </w:rPr>
+        <w:t>達</w:t>
+      </w:r>
+      <w:r>
+        <w:rPr>
+          <w:rFonts w:hint="eastAsia"/>
+          <w:szCs w:val="28"/>
+        </w:rPr>
+        <w:t>：</w:t>
+      </w:r>
+      <w:r>
+        <w:rPr>
+          <w:rFonts w:hint="eastAsia"/>
+          <w:szCs w:val="28"/>
+        </w:rPr>
+        <w:t>心胸</w:t>
       </w:r>
       <w:proofErr w:type="gramStart"/>
       <w:r>
         <w:rPr>
-          <w:b/>
-          <w:bCs/>
-          <w:color w:val="FF0000"/>
-          <w:sz w:val="16"/>
-          <w:szCs w:val="16"/>
-        </w:rPr>
-        <w:t>ㄓㄜ</w:t>
-      </w:r>
-      <w:r>
-        <w:rPr>
-          <w:rFonts w:hint="eastAsia"/>
-          <w:b/>
-          <w:bCs/>
-          <w:color w:val="FF0000"/>
-          <w:sz w:val="16"/>
-          <w:szCs w:val="16"/>
-        </w:rPr>
-        <w:t>ˊ</w:t>
+          <w:rFonts w:hint="eastAsia"/>
+          <w:szCs w:val="28"/>
+        </w:rPr>
+        <w:t>曠</w:t>
       </w:r>
       <w:proofErr w:type="gramEnd"/>
       <w:r>
         <w:rPr>
           <w:rFonts w:hint="eastAsia"/>
-          <w:b/>
-          <w:bCs/>
-          <w:szCs w:val="28"/>
-        </w:rPr>
-        <w:t>）</w:t>
-      </w:r>
-      <w:r>
-        <w:rPr>
-          <w:rFonts w:hint="eastAsia"/>
-          <w:szCs w:val="28"/>
-        </w:rPr>
-        <w:t>：</w:t>
-      </w:r>
-      <w:r>
-        <w:rPr>
-          <w:rFonts w:hint="eastAsia"/>
-          <w:szCs w:val="28"/>
-        </w:rPr>
-        <w:t>古代降低官等職位，並調派到遠離京城的地方就任。</w:t>
+          <w:szCs w:val="28"/>
+        </w:rPr>
+        <w:t>達，度量寬宏。</w:t>
       </w:r>
     </w:p>
     <w:p>
@@ -2973,7 +2969,7 @@
           <w:rFonts w:hint="eastAsia"/>
           <w:szCs w:val="28"/>
         </w:rPr>
-        <w:t>【例】唐代柳宗元因受牽連，遭貶謫到永州去任官。</w:t>
+        <w:t>【例】他生性豁達，這點小挫折對他而言根本算不了什麼。</w:t>
       </w:r>
     </w:p>
     <w:p>
@@ -2994,7 +2990,7 @@
           <w:rFonts w:hint="eastAsia"/>
           <w:szCs w:val="28"/>
         </w:rPr>
-        <w:t>豁</w:t>
+        <w:t>胸襟</w:t>
       </w:r>
       <w:r>
         <w:rPr>
@@ -3011,16 +3007,7 @@
           <w:sz w:val="16"/>
           <w:szCs w:val="16"/>
         </w:rPr>
-        <w:t>ㄏㄨㄛ</w:t>
-      </w:r>
-      <w:r>
-        <w:rPr>
-          <w:rFonts w:hint="eastAsia"/>
-          <w:color w:val="FF0000"/>
-          <w:sz w:val="16"/>
-          <w:szCs w:val="16"/>
-        </w:rPr>
-        <w:t>ˋ</w:t>
+        <w:t>ㄐㄧㄣ</w:t>
       </w:r>
       <w:proofErr w:type="gramEnd"/>
       <w:r>
@@ -3035,54 +3022,7 @@
           <w:rFonts w:hint="eastAsia"/>
           <w:szCs w:val="28"/>
         </w:rPr>
-        <w:t>達</w:t>
-      </w:r>
-      <w:r>
-        <w:rPr>
-          <w:rFonts w:hint="eastAsia"/>
-          <w:szCs w:val="28"/>
-        </w:rPr>
-        <w:t>：</w:t>
-      </w:r>
-      <w:r>
-        <w:rPr>
-          <w:rFonts w:hint="eastAsia"/>
-          <w:szCs w:val="28"/>
-        </w:rPr>
-        <w:t>心胸</w:t>
-      </w:r>
-      <w:proofErr w:type="gramStart"/>
-      <w:r>
-        <w:rPr>
-          <w:rFonts w:hint="eastAsia"/>
-          <w:szCs w:val="28"/>
-        </w:rPr>
-        <w:t>曠</w:t>
-      </w:r>
-      <w:proofErr w:type="gramEnd"/>
-      <w:r>
-        <w:rPr>
-          <w:rFonts w:hint="eastAsia"/>
-          <w:szCs w:val="28"/>
-        </w:rPr>
-        <w:t>達，度量寬宏。</w:t>
-      </w:r>
-    </w:p>
-    <w:p>
-      <w:pPr>
-        <w:pStyle w:val="a9"/>
-        <w:spacing w:line="380" w:lineRule="exact"/>
-        <w:ind w:leftChars="0" w:right="0" w:firstLine="0"/>
-        <w:rPr>
-          <w:szCs w:val="28"/>
-        </w:rPr>
-      </w:pPr>
-      <w:r>
-        <w:rPr>
-          <w:rFonts w:hint="eastAsia"/>
-          <w:szCs w:val="28"/>
-        </w:rPr>
-        <w:t>【例】他生性豁達，這點小挫折對他而言根本算不了什麼。</w:t>
+        <w:t>：心胸氣度。【例】政治人物應該要有開闊的胸襟，廣泛接納各方意見。</w:t>
       </w:r>
     </w:p>
     <w:p>
@@ -3103,7 +3043,7 @@
           <w:rFonts w:hint="eastAsia"/>
           <w:szCs w:val="28"/>
         </w:rPr>
-        <w:t>胸襟</w:t>
+        <w:t>淋漓</w:t>
       </w:r>
       <w:r>
         <w:rPr>
@@ -3120,76 +3060,7 @@
           <w:sz w:val="16"/>
           <w:szCs w:val="16"/>
         </w:rPr>
-        <w:t>ㄐㄧㄣ</w:t>
-      </w:r>
-      <w:proofErr w:type="gramEnd"/>
-      <w:r>
-        <w:rPr>
-          <w:rFonts w:hint="eastAsia"/>
-          <w:szCs w:val="28"/>
-        </w:rPr>
-        <w:t>）</w:t>
-      </w:r>
-      <w:r>
-        <w:rPr>
-          <w:rFonts w:hint="eastAsia"/>
-          <w:szCs w:val="28"/>
-        </w:rPr>
-        <w:t>：</w:t>
-      </w:r>
-      <w:r>
-        <w:rPr>
-          <w:rFonts w:hint="eastAsia"/>
-          <w:szCs w:val="28"/>
-        </w:rPr>
-        <w:t>心胸氣度。【例】政治人物應該要有開闊的胸襟，廣泛接納各方意見。</w:t>
-      </w:r>
-    </w:p>
-    <w:p>
-      <w:pPr>
-        <w:pStyle w:val="a9"/>
-        <w:numPr>
-          <w:ilvl w:val="0"/>
-          <w:numId w:val="1"/>
-        </w:numPr>
-        <w:spacing w:line="380" w:lineRule="exact"/>
-        <w:ind w:leftChars="0" w:right="0"/>
-        <w:rPr>
-          <w:szCs w:val="28"/>
-        </w:rPr>
-      </w:pPr>
-      <w:r>
-        <w:rPr>
-          <w:rFonts w:hint="eastAsia"/>
-          <w:szCs w:val="28"/>
-        </w:rPr>
-        <w:t>淋漓</w:t>
-      </w:r>
-      <w:r>
-        <w:rPr>
-          <w:rFonts w:hint="eastAsia"/>
-          <w:szCs w:val="28"/>
-        </w:rPr>
-        <w:t>（</w:t>
-      </w:r>
-      <w:proofErr w:type="gramStart"/>
-      <w:r>
-        <w:rPr>
-          <w:rFonts w:hint="eastAsia"/>
-          <w:color w:val="FF0000"/>
-          <w:sz w:val="16"/>
-          <w:szCs w:val="16"/>
-        </w:rPr>
-        <w:t>ㄌㄧㄣ</w:t>
-      </w:r>
-      <w:r>
-        <w:rPr>
-          <w:rFonts w:hint="eastAsia"/>
-          <w:color w:val="FF0000"/>
-          <w:sz w:val="16"/>
-          <w:szCs w:val="16"/>
-        </w:rPr>
-        <w:t>ˊ</w:t>
+        <w:t>ㄌㄧㄣˊ</w:t>
       </w:r>
       <w:proofErr w:type="gramEnd"/>
       <w:r>
@@ -3269,7 +3140,7 @@
 </file>
 
 <file path=word/endnotes.xml><?xml version="1.0" encoding="utf-8"?>
-<w:endnotes xmlns:wpc="http://schemas.microsoft.com/office/word/2010/wordprocessingCanvas" xmlns:cx="http://schemas.microsoft.com/office/drawing/2014/chartex" xmlns:cx1="http://schemas.microsoft.com/office/drawing/2015/9/8/chartex" xmlns:cx2="http://schemas.microsoft.com/office/drawing/2015/10/21/chartex" xmlns:cx3="http://schemas.microsoft.com/office/drawing/2016/5/9/chartex" xmlns:cx4="http://schemas.microsoft.com/office/drawing/2016/5/10/chartex" xmlns:cx5="http://schemas.microsoft.com/office/drawing/2016/5/11/chartex" xmlns:cx6="http://schemas.microsoft.com/office/drawing/2016/5/12/chartex" xmlns:cx7="http://schemas.microsoft.com/office/drawing/2016/5/13/chartex" xmlns:cx8="http://schemas.microsoft.com/office/drawing/2016/5/14/chartex" xmlns:mc="http://schemas.openxmlformats.org/markup-compatibility/2006" xmlns:aink="http://schemas.microsoft.com/office/drawing/2016/ink" xmlns:am3d="http://schemas.microsoft.com/office/drawing/2017/model3d" xmlns:o="urn:schemas-microsoft-com:office:office" xmlns:oel="http://schemas.microsoft.com/office/2019/extlst" xmlns:r="http://schemas.openxmlformats.org/officeDocument/2006/relationships" xmlns:m="http://schemas.openxmlformats.org/officeDocument/2006/math" xmlns:v="urn:schemas-microsoft-com:vml" xmlns:wp14="http://schemas.microsoft.com/office/word/2010/wordprocessingDrawing" xmlns:wp="http://schemas.openxmlformats.org/drawingml/2006/wordprocessingDrawing" xmlns:w10="urn:schemas-microsoft-com:office:word" xmlns:w="http://schemas.openxmlformats.org/wordprocessingml/2006/main" xmlns:w14="http://schemas.microsoft.com/office/word/2010/wordml" xmlns:w15="http://schemas.microsoft.com/office/word/2012/wordml" xmlns:w16cex="http://schemas.microsoft.com/office/word/2018/wordml/cex" xmlns:w16cid="http://schemas.microsoft.com/office/word/2016/wordml/cid" xmlns:w16="http://schemas.microsoft.com/office/word/2018/wordml" xmlns:w16du="http://schemas.microsoft.com/office/word/2023/wordml/word16du" xmlns:w16sdtdh="http://schemas.microsoft.com/office/word/2020/wordml/sdtdatahash" xmlns:w16se="http://schemas.microsoft.com/office/word/2015/wordml/symex" xmlns:wpg="http://schemas.microsoft.com/office/word/2010/wordprocessingGroup" xmlns:wpi="http://schemas.microsoft.com/office/word/2010/wordprocessingInk" xmlns:wne="http://schemas.microsoft.com/office/word/2006/wordml" xmlns:wps="http://schemas.microsoft.com/office/word/2010/wordprocessingShape" mc:Ignorable="w14 w15 w16se w16cid w16 w16cex w16sdtdh w16du wp14">
+<w:endnotes xmlns:wpc="http://schemas.microsoft.com/office/word/2010/wordprocessingCanvas" xmlns:cx="http://schemas.microsoft.com/office/drawing/2014/chartex" xmlns:cx1="http://schemas.microsoft.com/office/drawing/2015/9/8/chartex" xmlns:cx2="http://schemas.microsoft.com/office/drawing/2015/10/21/chartex" xmlns:cx3="http://schemas.microsoft.com/office/drawing/2016/5/9/chartex" xmlns:cx4="http://schemas.microsoft.com/office/drawing/2016/5/10/chartex" xmlns:cx5="http://schemas.microsoft.com/office/drawing/2016/5/11/chartex" xmlns:cx6="http://schemas.microsoft.com/office/drawing/2016/5/12/chartex" xmlns:cx7="http://schemas.microsoft.com/office/drawing/2016/5/13/chartex" xmlns:cx8="http://schemas.microsoft.com/office/drawing/2016/5/14/chartex" xmlns:mc="http://schemas.openxmlformats.org/markup-compatibility/2006" xmlns:aink="http://schemas.microsoft.com/office/drawing/2016/ink" xmlns:am3d="http://schemas.microsoft.com/office/drawing/2017/model3d" xmlns:o="urn:schemas-microsoft-com:office:office" xmlns:r="http://schemas.openxmlformats.org/officeDocument/2006/relationships" xmlns:m="http://schemas.openxmlformats.org/officeDocument/2006/math" xmlns:v="urn:schemas-microsoft-com:vml" xmlns:wp14="http://schemas.microsoft.com/office/word/2010/wordprocessingDrawing" xmlns:wp="http://schemas.openxmlformats.org/drawingml/2006/wordprocessingDrawing" xmlns:w10="urn:schemas-microsoft-com:office:word" xmlns:w="http://schemas.openxmlformats.org/wordprocessingml/2006/main" xmlns:w14="http://schemas.microsoft.com/office/word/2010/wordml" xmlns:w15="http://schemas.microsoft.com/office/word/2012/wordml" xmlns:w16cex="http://schemas.microsoft.com/office/word/2018/wordml/cex" xmlns:w16cid="http://schemas.microsoft.com/office/word/2016/wordml/cid" xmlns:w16="http://schemas.microsoft.com/office/word/2018/wordml" xmlns:w16sdtdh="http://schemas.microsoft.com/office/word/2020/wordml/sdtdatahash" xmlns:w16se="http://schemas.microsoft.com/office/word/2015/wordml/symex" xmlns:wpg="http://schemas.microsoft.com/office/word/2010/wordprocessingGroup" xmlns:wpi="http://schemas.microsoft.com/office/word/2010/wordprocessingInk" xmlns:wne="http://schemas.microsoft.com/office/word/2006/wordml" xmlns:wps="http://schemas.microsoft.com/office/word/2010/wordprocessingShape" mc:Ignorable="w14 w15 w16se w16cid w16 w16cex w16sdtdh wp14">
   <w:endnote w:type="separator" w:id="-1">
     <w:p>
       <w:pPr>
@@ -3294,7 +3165,7 @@
 </file>
 
 <file path=word/footer1.xml><?xml version="1.0" encoding="utf-8"?>
-<w:ftr xmlns:wpc="http://schemas.microsoft.com/office/word/2010/wordprocessingCanvas" xmlns:cx="http://schemas.microsoft.com/office/drawing/2014/chartex" xmlns:cx1="http://schemas.microsoft.com/office/drawing/2015/9/8/chartex" xmlns:cx2="http://schemas.microsoft.com/office/drawing/2015/10/21/chartex" xmlns:cx3="http://schemas.microsoft.com/office/drawing/2016/5/9/chartex" xmlns:cx4="http://schemas.microsoft.com/office/drawing/2016/5/10/chartex" xmlns:cx5="http://schemas.microsoft.com/office/drawing/2016/5/11/chartex" xmlns:cx6="http://schemas.microsoft.com/office/drawing/2016/5/12/chartex" xmlns:cx7="http://schemas.microsoft.com/office/drawing/2016/5/13/chartex" xmlns:cx8="http://schemas.microsoft.com/office/drawing/2016/5/14/chartex" xmlns:mc="http://schemas.openxmlformats.org/markup-compatibility/2006" xmlns:aink="http://schemas.microsoft.com/office/drawing/2016/ink" xmlns:am3d="http://schemas.microsoft.com/office/drawing/2017/model3d" xmlns:o="urn:schemas-microsoft-com:office:office" xmlns:oel="http://schemas.microsoft.com/office/2019/extlst" xmlns:r="http://schemas.openxmlformats.org/officeDocument/2006/relationships" xmlns:m="http://schemas.openxmlformats.org/officeDocument/2006/math" xmlns:v="urn:schemas-microsoft-com:vml" xmlns:wp14="http://schemas.microsoft.com/office/word/2010/wordprocessingDrawing" xmlns:wp="http://schemas.openxmlformats.org/drawingml/2006/wordprocessingDrawing" xmlns:w10="urn:schemas-microsoft-com:office:word" xmlns:w="http://schemas.openxmlformats.org/wordprocessingml/2006/main" xmlns:w14="http://schemas.microsoft.com/office/word/2010/wordml" xmlns:w15="http://schemas.microsoft.com/office/word/2012/wordml" xmlns:w16cex="http://schemas.microsoft.com/office/word/2018/wordml/cex" xmlns:w16cid="http://schemas.microsoft.com/office/word/2016/wordml/cid" xmlns:w16="http://schemas.microsoft.com/office/word/2018/wordml" xmlns:w16du="http://schemas.microsoft.com/office/word/2023/wordml/word16du" xmlns:w16sdtdh="http://schemas.microsoft.com/office/word/2020/wordml/sdtdatahash" xmlns:w16se="http://schemas.microsoft.com/office/word/2015/wordml/symex" xmlns:wpg="http://schemas.microsoft.com/office/word/2010/wordprocessingGroup" xmlns:wpi="http://schemas.microsoft.com/office/word/2010/wordprocessingInk" xmlns:wne="http://schemas.microsoft.com/office/word/2006/wordml" xmlns:wps="http://schemas.microsoft.com/office/word/2010/wordprocessingShape" mc:Ignorable="w14 w15 w16se w16cid w16 w16cex w16sdtdh w16du wp14">
+<w:ftr xmlns:wpc="http://schemas.microsoft.com/office/word/2010/wordprocessingCanvas" xmlns:cx="http://schemas.microsoft.com/office/drawing/2014/chartex" xmlns:cx1="http://schemas.microsoft.com/office/drawing/2015/9/8/chartex" xmlns:cx2="http://schemas.microsoft.com/office/drawing/2015/10/21/chartex" xmlns:cx3="http://schemas.microsoft.com/office/drawing/2016/5/9/chartex" xmlns:cx4="http://schemas.microsoft.com/office/drawing/2016/5/10/chartex" xmlns:cx5="http://schemas.microsoft.com/office/drawing/2016/5/11/chartex" xmlns:cx6="http://schemas.microsoft.com/office/drawing/2016/5/12/chartex" xmlns:cx7="http://schemas.microsoft.com/office/drawing/2016/5/13/chartex" xmlns:cx8="http://schemas.microsoft.com/office/drawing/2016/5/14/chartex" xmlns:mc="http://schemas.openxmlformats.org/markup-compatibility/2006" xmlns:aink="http://schemas.microsoft.com/office/drawing/2016/ink" xmlns:am3d="http://schemas.microsoft.com/office/drawing/2017/model3d" xmlns:o="urn:schemas-microsoft-com:office:office" xmlns:r="http://schemas.openxmlformats.org/officeDocument/2006/relationships" xmlns:m="http://schemas.openxmlformats.org/officeDocument/2006/math" xmlns:v="urn:schemas-microsoft-com:vml" xmlns:wp14="http://schemas.microsoft.com/office/word/2010/wordprocessingDrawing" xmlns:wp="http://schemas.openxmlformats.org/drawingml/2006/wordprocessingDrawing" xmlns:w10="urn:schemas-microsoft-com:office:word" xmlns:w="http://schemas.openxmlformats.org/wordprocessingml/2006/main" xmlns:w14="http://schemas.microsoft.com/office/word/2010/wordml" xmlns:w15="http://schemas.microsoft.com/office/word/2012/wordml" xmlns:w16cex="http://schemas.microsoft.com/office/word/2018/wordml/cex" xmlns:w16cid="http://schemas.microsoft.com/office/word/2016/wordml/cid" xmlns:w16="http://schemas.microsoft.com/office/word/2018/wordml" xmlns:w16sdtdh="http://schemas.microsoft.com/office/word/2020/wordml/sdtdatahash" xmlns:w16se="http://schemas.microsoft.com/office/word/2015/wordml/symex" xmlns:wpg="http://schemas.microsoft.com/office/word/2010/wordprocessingGroup" xmlns:wpi="http://schemas.microsoft.com/office/word/2010/wordprocessingInk" xmlns:wne="http://schemas.microsoft.com/office/word/2006/wordml" xmlns:wps="http://schemas.microsoft.com/office/word/2010/wordprocessingShape" mc:Ignorable="w14 w15 w16se w16cid w16 w16cex w16sdtdh wp14">
   <w:sdt>
     <w:sdtPr>
       <w:id w:val="1495451635"/>
@@ -3303,6 +3174,7 @@
         <w:docPartUnique/>
       </w:docPartObj>
     </w:sdtPr>
+    <w:sdtEndPr/>
     <w:sdtContent>
       <w:p>
         <w:pPr>
@@ -3346,7 +3218,7 @@
 </file>
 
 <file path=word/footnotes.xml><?xml version="1.0" encoding="utf-8"?>
-<w:footnotes xmlns:wpc="http://schemas.microsoft.com/office/word/2010/wordprocessingCanvas" xmlns:cx="http://schemas.microsoft.com/office/drawing/2014/chartex" xmlns:cx1="http://schemas.microsoft.com/office/drawing/2015/9/8/chartex" xmlns:cx2="http://schemas.microsoft.com/office/drawing/2015/10/21/chartex" xmlns:cx3="http://schemas.microsoft.com/office/drawing/2016/5/9/chartex" xmlns:cx4="http://schemas.microsoft.com/office/drawing/2016/5/10/chartex" xmlns:cx5="http://schemas.microsoft.com/office/drawing/2016/5/11/chartex" xmlns:cx6="http://schemas.microsoft.com/office/drawing/2016/5/12/chartex" xmlns:cx7="http://schemas.microsoft.com/office/drawing/2016/5/13/chartex" xmlns:cx8="http://schemas.microsoft.com/office/drawing/2016/5/14/chartex" xmlns:mc="http://schemas.openxmlformats.org/markup-compatibility/2006" xmlns:aink="http://schemas.microsoft.com/office/drawing/2016/ink" xmlns:am3d="http://schemas.microsoft.com/office/drawing/2017/model3d" xmlns:o="urn:schemas-microsoft-com:office:office" xmlns:oel="http://schemas.microsoft.com/office/2019/extlst" xmlns:r="http://schemas.openxmlformats.org/officeDocument/2006/relationships" xmlns:m="http://schemas.openxmlformats.org/officeDocument/2006/math" xmlns:v="urn:schemas-microsoft-com:vml" xmlns:wp14="http://schemas.microsoft.com/office/word/2010/wordprocessingDrawing" xmlns:wp="http://schemas.openxmlformats.org/drawingml/2006/wordprocessingDrawing" xmlns:w10="urn:schemas-microsoft-com:office:word" xmlns:w="http://schemas.openxmlformats.org/wordprocessingml/2006/main" xmlns:w14="http://schemas.microsoft.com/office/word/2010/wordml" xmlns:w15="http://schemas.microsoft.com/office/word/2012/wordml" xmlns:w16cex="http://schemas.microsoft.com/office/word/2018/wordml/cex" xmlns:w16cid="http://schemas.microsoft.com/office/word/2016/wordml/cid" xmlns:w16="http://schemas.microsoft.com/office/word/2018/wordml" xmlns:w16du="http://schemas.microsoft.com/office/word/2023/wordml/word16du" xmlns:w16sdtdh="http://schemas.microsoft.com/office/word/2020/wordml/sdtdatahash" xmlns:w16se="http://schemas.microsoft.com/office/word/2015/wordml/symex" xmlns:wpg="http://schemas.microsoft.com/office/word/2010/wordprocessingGroup" xmlns:wpi="http://schemas.microsoft.com/office/word/2010/wordprocessingInk" xmlns:wne="http://schemas.microsoft.com/office/word/2006/wordml" xmlns:wps="http://schemas.microsoft.com/office/word/2010/wordprocessingShape" mc:Ignorable="w14 w15 w16se w16cid w16 w16cex w16sdtdh w16du wp14">
+<w:footnotes xmlns:wpc="http://schemas.microsoft.com/office/word/2010/wordprocessingCanvas" xmlns:cx="http://schemas.microsoft.com/office/drawing/2014/chartex" xmlns:cx1="http://schemas.microsoft.com/office/drawing/2015/9/8/chartex" xmlns:cx2="http://schemas.microsoft.com/office/drawing/2015/10/21/chartex" xmlns:cx3="http://schemas.microsoft.com/office/drawing/2016/5/9/chartex" xmlns:cx4="http://schemas.microsoft.com/office/drawing/2016/5/10/chartex" xmlns:cx5="http://schemas.microsoft.com/office/drawing/2016/5/11/chartex" xmlns:cx6="http://schemas.microsoft.com/office/drawing/2016/5/12/chartex" xmlns:cx7="http://schemas.microsoft.com/office/drawing/2016/5/13/chartex" xmlns:cx8="http://schemas.microsoft.com/office/drawing/2016/5/14/chartex" xmlns:mc="http://schemas.openxmlformats.org/markup-compatibility/2006" xmlns:aink="http://schemas.microsoft.com/office/drawing/2016/ink" xmlns:am3d="http://schemas.microsoft.com/office/drawing/2017/model3d" xmlns:o="urn:schemas-microsoft-com:office:office" xmlns:r="http://schemas.openxmlformats.org/officeDocument/2006/relationships" xmlns:m="http://schemas.openxmlformats.org/officeDocument/2006/math" xmlns:v="urn:schemas-microsoft-com:vml" xmlns:wp14="http://schemas.microsoft.com/office/word/2010/wordprocessingDrawing" xmlns:wp="http://schemas.openxmlformats.org/drawingml/2006/wordprocessingDrawing" xmlns:w10="urn:schemas-microsoft-com:office:word" xmlns:w="http://schemas.openxmlformats.org/wordprocessingml/2006/main" xmlns:w14="http://schemas.microsoft.com/office/word/2010/wordml" xmlns:w15="http://schemas.microsoft.com/office/word/2012/wordml" xmlns:w16cex="http://schemas.microsoft.com/office/word/2018/wordml/cex" xmlns:w16cid="http://schemas.microsoft.com/office/word/2016/wordml/cid" xmlns:w16="http://schemas.microsoft.com/office/word/2018/wordml" xmlns:w16sdtdh="http://schemas.microsoft.com/office/word/2020/wordml/sdtdatahash" xmlns:w16se="http://schemas.microsoft.com/office/word/2015/wordml/symex" xmlns:wpg="http://schemas.microsoft.com/office/word/2010/wordprocessingGroup" xmlns:wpi="http://schemas.microsoft.com/office/word/2010/wordprocessingInk" xmlns:wne="http://schemas.microsoft.com/office/word/2006/wordml" xmlns:wps="http://schemas.microsoft.com/office/word/2010/wordprocessingShape" mc:Ignorable="w14 w15 w16se w16cid w16 w16cex w16sdtdh wp14">
   <w:footnote w:type="separator" w:id="-1">
     <w:p>
       <w:pPr>
@@ -3371,7 +3243,7 @@
 </file>
 
 <file path=word/numbering.xml><?xml version="1.0" encoding="utf-8"?>
-<w:numbering xmlns:wpc="http://schemas.microsoft.com/office/word/2010/wordprocessingCanvas" xmlns:cx="http://schemas.microsoft.com/office/drawing/2014/chartex" xmlns:cx1="http://schemas.microsoft.com/office/drawing/2015/9/8/chartex" xmlns:cx2="http://schemas.microsoft.com/office/drawing/2015/10/21/chartex" xmlns:cx3="http://schemas.microsoft.com/office/drawing/2016/5/9/chartex" xmlns:cx4="http://schemas.microsoft.com/office/drawing/2016/5/10/chartex" xmlns:cx5="http://schemas.microsoft.com/office/drawing/2016/5/11/chartex" xmlns:cx6="http://schemas.microsoft.com/office/drawing/2016/5/12/chartex" xmlns:cx7="http://schemas.microsoft.com/office/drawing/2016/5/13/chartex" xmlns:cx8="http://schemas.microsoft.com/office/drawing/2016/5/14/chartex" xmlns:mc="http://schemas.openxmlformats.org/markup-compatibility/2006" xmlns:aink="http://schemas.microsoft.com/office/drawing/2016/ink" xmlns:am3d="http://schemas.microsoft.com/office/drawing/2017/model3d" xmlns:o="urn:schemas-microsoft-com:office:office" xmlns:oel="http://schemas.microsoft.com/office/2019/extlst" xmlns:r="http://schemas.openxmlformats.org/officeDocument/2006/relationships" xmlns:m="http://schemas.openxmlformats.org/officeDocument/2006/math" xmlns:v="urn:schemas-microsoft-com:vml" xmlns:wp14="http://schemas.microsoft.com/office/word/2010/wordprocessingDrawing" xmlns:wp="http://schemas.openxmlformats.org/drawingml/2006/wordprocessingDrawing" xmlns:w10="urn:schemas-microsoft-com:office:word" xmlns:w="http://schemas.openxmlformats.org/wordprocessingml/2006/main" xmlns:w14="http://schemas.microsoft.com/office/word/2010/wordml" xmlns:w15="http://schemas.microsoft.com/office/word/2012/wordml" xmlns:w16cex="http://schemas.microsoft.com/office/word/2018/wordml/cex" xmlns:w16cid="http://schemas.microsoft.com/office/word/2016/wordml/cid" xmlns:w16="http://schemas.microsoft.com/office/word/2018/wordml" xmlns:w16du="http://schemas.microsoft.com/office/word/2023/wordml/word16du" xmlns:w16sdtdh="http://schemas.microsoft.com/office/word/2020/wordml/sdtdatahash" xmlns:w16se="http://schemas.microsoft.com/office/word/2015/wordml/symex" xmlns:wpg="http://schemas.microsoft.com/office/word/2010/wordprocessingGroup" xmlns:wpi="http://schemas.microsoft.com/office/word/2010/wordprocessingInk" xmlns:wne="http://schemas.microsoft.com/office/word/2006/wordml" xmlns:wps="http://schemas.microsoft.com/office/word/2010/wordprocessingShape" mc:Ignorable="w14 w15 w16se w16cid w16 w16cex w16sdtdh w16du wp14">
+<w:numbering xmlns:wpc="http://schemas.microsoft.com/office/word/2010/wordprocessingCanvas" xmlns:cx="http://schemas.microsoft.com/office/drawing/2014/chartex" xmlns:cx1="http://schemas.microsoft.com/office/drawing/2015/9/8/chartex" xmlns:cx2="http://schemas.microsoft.com/office/drawing/2015/10/21/chartex" xmlns:cx3="http://schemas.microsoft.com/office/drawing/2016/5/9/chartex" xmlns:cx4="http://schemas.microsoft.com/office/drawing/2016/5/10/chartex" xmlns:cx5="http://schemas.microsoft.com/office/drawing/2016/5/11/chartex" xmlns:cx6="http://schemas.microsoft.com/office/drawing/2016/5/12/chartex" xmlns:cx7="http://schemas.microsoft.com/office/drawing/2016/5/13/chartex" xmlns:cx8="http://schemas.microsoft.com/office/drawing/2016/5/14/chartex" xmlns:mc="http://schemas.openxmlformats.org/markup-compatibility/2006" xmlns:aink="http://schemas.microsoft.com/office/drawing/2016/ink" xmlns:am3d="http://schemas.microsoft.com/office/drawing/2017/model3d" xmlns:o="urn:schemas-microsoft-com:office:office" xmlns:r="http://schemas.openxmlformats.org/officeDocument/2006/relationships" xmlns:m="http://schemas.openxmlformats.org/officeDocument/2006/math" xmlns:v="urn:schemas-microsoft-com:vml" xmlns:wp14="http://schemas.microsoft.com/office/word/2010/wordprocessingDrawing" xmlns:wp="http://schemas.openxmlformats.org/drawingml/2006/wordprocessingDrawing" xmlns:w10="urn:schemas-microsoft-com:office:word" xmlns:w="http://schemas.openxmlformats.org/wordprocessingml/2006/main" xmlns:w14="http://schemas.microsoft.com/office/word/2010/wordml" xmlns:w15="http://schemas.microsoft.com/office/word/2012/wordml" xmlns:w16cex="http://schemas.microsoft.com/office/word/2018/wordml/cex" xmlns:w16cid="http://schemas.microsoft.com/office/word/2016/wordml/cid" xmlns:w16="http://schemas.microsoft.com/office/word/2018/wordml" xmlns:w16sdtdh="http://schemas.microsoft.com/office/word/2020/wordml/sdtdatahash" xmlns:w16se="http://schemas.microsoft.com/office/word/2015/wordml/symex" xmlns:wpg="http://schemas.microsoft.com/office/word/2010/wordprocessingGroup" xmlns:wpi="http://schemas.microsoft.com/office/word/2010/wordprocessingInk" xmlns:wne="http://schemas.microsoft.com/office/word/2006/wordml" xmlns:wps="http://schemas.microsoft.com/office/word/2010/wordprocessingShape" mc:Ignorable="w14 w15 w16se w16cid w16 w16cex w16sdtdh wp14">
   <w:abstractNum w:abstractNumId="0" w15:restartNumberingAfterBreak="0">
     <w:nsid w:val="01DD1AE5"/>
     <w:multiLevelType w:val="hybridMultilevel"/>
@@ -6033,76 +5905,76 @@
       </w:rPr>
     </w:lvl>
   </w:abstractNum>
-  <w:num w:numId="1" w16cid:durableId="1841851666">
+  <w:num w:numId="1">
     <w:abstractNumId w:val="17"/>
   </w:num>
-  <w:num w:numId="2" w16cid:durableId="124205906">
+  <w:num w:numId="2">
     <w:abstractNumId w:val="15"/>
   </w:num>
-  <w:num w:numId="3" w16cid:durableId="841968051">
+  <w:num w:numId="3">
     <w:abstractNumId w:val="18"/>
   </w:num>
-  <w:num w:numId="4" w16cid:durableId="1786462299">
+  <w:num w:numId="4">
     <w:abstractNumId w:val="6"/>
   </w:num>
-  <w:num w:numId="5" w16cid:durableId="519242602">
+  <w:num w:numId="5">
     <w:abstractNumId w:val="7"/>
   </w:num>
-  <w:num w:numId="6" w16cid:durableId="1695233673">
+  <w:num w:numId="6">
     <w:abstractNumId w:val="20"/>
   </w:num>
-  <w:num w:numId="7" w16cid:durableId="913853542">
+  <w:num w:numId="7">
     <w:abstractNumId w:val="12"/>
   </w:num>
-  <w:num w:numId="8" w16cid:durableId="1910771399">
+  <w:num w:numId="8">
     <w:abstractNumId w:val="10"/>
   </w:num>
-  <w:num w:numId="9" w16cid:durableId="942691393">
+  <w:num w:numId="9">
     <w:abstractNumId w:val="23"/>
   </w:num>
-  <w:num w:numId="10" w16cid:durableId="1013186656">
+  <w:num w:numId="10">
     <w:abstractNumId w:val="4"/>
   </w:num>
-  <w:num w:numId="11" w16cid:durableId="721557150">
+  <w:num w:numId="11">
     <w:abstractNumId w:val="21"/>
   </w:num>
-  <w:num w:numId="12" w16cid:durableId="172182769">
+  <w:num w:numId="12">
     <w:abstractNumId w:val="1"/>
   </w:num>
-  <w:num w:numId="13" w16cid:durableId="1147629156">
+  <w:num w:numId="13">
     <w:abstractNumId w:val="14"/>
   </w:num>
-  <w:num w:numId="14" w16cid:durableId="189613212">
+  <w:num w:numId="14">
     <w:abstractNumId w:val="16"/>
   </w:num>
-  <w:num w:numId="15" w16cid:durableId="988098106">
+  <w:num w:numId="15">
     <w:abstractNumId w:val="13"/>
   </w:num>
-  <w:num w:numId="16" w16cid:durableId="1288897638">
+  <w:num w:numId="16">
     <w:abstractNumId w:val="22"/>
   </w:num>
-  <w:num w:numId="17" w16cid:durableId="142546625">
+  <w:num w:numId="17">
     <w:abstractNumId w:val="3"/>
   </w:num>
-  <w:num w:numId="18" w16cid:durableId="1293948036">
+  <w:num w:numId="18">
     <w:abstractNumId w:val="11"/>
   </w:num>
-  <w:num w:numId="19" w16cid:durableId="1173834982">
+  <w:num w:numId="19">
     <w:abstractNumId w:val="19"/>
   </w:num>
-  <w:num w:numId="20" w16cid:durableId="2027831691">
+  <w:num w:numId="20">
     <w:abstractNumId w:val="2"/>
   </w:num>
-  <w:num w:numId="21" w16cid:durableId="314799758">
+  <w:num w:numId="21">
     <w:abstractNumId w:val="0"/>
   </w:num>
-  <w:num w:numId="22" w16cid:durableId="1354570293">
+  <w:num w:numId="22">
     <w:abstractNumId w:val="8"/>
   </w:num>
-  <w:num w:numId="23" w16cid:durableId="1424453302">
+  <w:num w:numId="23">
     <w:abstractNumId w:val="5"/>
   </w:num>
-  <w:num w:numId="24" w16cid:durableId="1028606080">
+  <w:num w:numId="24">
     <w:abstractNumId w:val="9"/>
   </w:num>
   <w:numIdMacAtCleanup w:val="7"/>
@@ -6110,7 +5982,7 @@
 </file>
 
 <file path=word/styles.xml><?xml version="1.0" encoding="utf-8"?>
-<w:styles xmlns:mc="http://schemas.openxmlformats.org/markup-compatibility/2006" xmlns:r="http://schemas.openxmlformats.org/officeDocument/2006/relationships" xmlns:w="http://schemas.openxmlformats.org/wordprocessingml/2006/main" xmlns:w14="http://schemas.microsoft.com/office/word/2010/wordml" xmlns:w15="http://schemas.microsoft.com/office/word/2012/wordml" xmlns:w16cex="http://schemas.microsoft.com/office/word/2018/wordml/cex" xmlns:w16cid="http://schemas.microsoft.com/office/word/2016/wordml/cid" xmlns:w16="http://schemas.microsoft.com/office/word/2018/wordml" xmlns:w16du="http://schemas.microsoft.com/office/word/2023/wordml/word16du" xmlns:w16sdtdh="http://schemas.microsoft.com/office/word/2020/wordml/sdtdatahash" xmlns:w16se="http://schemas.microsoft.com/office/word/2015/wordml/symex" mc:Ignorable="w14 w15 w16se w16cid w16 w16cex w16sdtdh w16du">
+<w:styles xmlns:mc="http://schemas.openxmlformats.org/markup-compatibility/2006" xmlns:r="http://schemas.openxmlformats.org/officeDocument/2006/relationships" xmlns:w="http://schemas.openxmlformats.org/wordprocessingml/2006/main" xmlns:w14="http://schemas.microsoft.com/office/word/2010/wordml" xmlns:w15="http://schemas.microsoft.com/office/word/2012/wordml" xmlns:w16cex="http://schemas.microsoft.com/office/word/2018/wordml/cex" xmlns:w16cid="http://schemas.microsoft.com/office/word/2016/wordml/cid" xmlns:w16="http://schemas.microsoft.com/office/word/2018/wordml" xmlns:w16sdtdh="http://schemas.microsoft.com/office/word/2020/wordml/sdtdatahash" xmlns:w16se="http://schemas.microsoft.com/office/word/2015/wordml/symex" mc:Ignorable="w14 w15 w16se w16cid w16 w16cex w16sdtdh">
   <w:docDefaults>
     <w:rPrDefault>
       <w:rPr>
@@ -6584,6 +6456,7 @@
   <w:style w:type="character" w:default="1" w:styleId="a0">
     <w:name w:val="Default Paragraph Font"/>
     <w:uiPriority w:val="1"/>
+    <w:semiHidden/>
     <w:unhideWhenUsed/>
   </w:style>
   <w:style w:type="table" w:default="1" w:styleId="a1">
